--- a/static/resume.docx
+++ b/static/resume.docx
@@ -83,7 +83,7 @@
         </w:numPr>
       </w:pPr>
       <w:r>
-        <w:t xml:space="preserve">Built the contract-testing (Pact) program from a single-repo experiment into cross-platform infrastructure covering all three SDK consumers (web, iOS, Android), the transactions provider, and the server-to-server surface. Own the broker end to end, including patching a critical (CVSS 10.0) CVE. Contract drift now fails at PR time instead of in production, cutting a break’s blast radius from a whole release train to a single PR during the platform’s largest API migration.</w:t>
+        <w:t xml:space="preserve">Built the contract-testing (Pact) program from a single-repo experiment into cross-platform infrastructure covering all three SDK consumers (web, iOS, Android), the transactions provider, and the server-to-server surface.</w:t>
       </w:r>
     </w:p>
     <w:p>

--- a/static/resume.docx
+++ b/static/resume.docx
@@ -95,7 +95,7 @@
         </w:numPr>
       </w:pPr>
       <w:r>
-        <w:t xml:space="preserve">Shipped the v2 offers path on both mobile SDKs: built Android end to end, structured so retiring v1 later is a clean delete, and carried a teammate’s in-flight iOS work through to merged and verified live against the provider.</w:t>
+        <w:t xml:space="preserve">Moved the web SDK’s offer-selection path onto the platform’s new backend architecture, ramping partner by partner behind routing controls with parity checks and per-partner monitoring at each step, so any revenue impact stayed visible and reversible.</w:t>
       </w:r>
     </w:p>
     <w:p>
@@ -119,7 +119,7 @@
         </w:numPr>
       </w:pPr>
       <w:r>
-        <w:t xml:space="preserve">Cut SDK time to interactive by 11% at p50 and 12% at p95 through code-splitting, an explicit browser-support floor that let legacy polyfills go, and phasing bootstrap into critical and deferred work. Separately traced a ~325ms p95 render-latency regression on a top-tier partner to always-on code a rollout had left behind an incomplete kill switch, recovering ~247ms across 7.6M sessions.</w:t>
+        <w:t xml:space="preserve">Cut SDK time to interactive by 11% at p50 and 12% at p95 through code-splitting, an explicit browser-support floor that let legacy polyfills go, and phasing bootstrap into critical and deferred work. Modelled at a 0.3-1.9% revenue lift depending on percentile.</w:t>
       </w:r>
     </w:p>
     <w:p>
@@ -143,19 +143,19 @@
         </w:numPr>
       </w:pPr>
       <w:r>
-        <w:t xml:space="preserve">Ran the investigations that kept the migration window honest, reclassifying a reported multi-advertiser revenue loss down to the handful actually affected, and diagnosed a cookie public-suffix bug where domain fallback resolved a partner’s parent domain to a suffix browsers reject, silently breaking first-party session continuity across their subdomains during go-live.</w:t>
-      </w:r>
-    </w:p>
-    <w:p>
-      <w:pPr>
-        <w:pStyle w:val="Body"/>
-        <w:numPr>
-          <w:ilvl w:val="0"/>
-          <w:numId w:val="1"/>
-        </w:numPr>
-      </w:pPr>
-      <w:r>
-        <w:t xml:space="preserve">Invested in team leverage: guardrails for AI-generated code and performance guidelines in AGENTS.md, reusable playbooks for pitching and code review, three engineering initiatives pitched through the internal accelerator, and an upstream fix merged into the open-source testcafe-hammerhead project.</w:t>
+        <w:t xml:space="preserve">Acted as the SDK technical expert during partner onboarding, fielding integration questions and clearing blockers for partners including Cinemark, eBay, and Kroger.</w:t>
+      </w:r>
+    </w:p>
+    <w:p>
+      <w:pPr>
+        <w:pStyle w:val="Body"/>
+        <w:numPr>
+          <w:ilvl w:val="0"/>
+          <w:numId w:val="1"/>
+        </w:numPr>
+      </w:pPr>
+      <w:r>
+        <w:t xml:space="preserve">Invested in team leverage: guardrails for AI-generated code and performance guidelines in AGENTS.md that keep render-latency regressions from reaching partner pages, plus reusable playbooks for pitching and code review.</w:t>
       </w:r>
     </w:p>
     <w:p>

--- a/static/resume.docx
+++ b/static/resume.docx
@@ -107,7 +107,7 @@
         </w:numPr>
       </w:pPr>
       <w:r>
-        <w:t xml:space="preserve">Modernised the web SDK’s build and CI by consolidating on Nx with affected-only scoping, sharding the PR pipeline, migrating npm to bun, and surfacing bundle size per PR. Roughly halved pipeline time (PR builds ~16 to 8-9 min, mainline ~45 to ~30 min), an estimated 153-173 engineering hours saved per quarter across the team.</w:t>
+        <w:t xml:space="preserve">Modernised the web SDK’s build and CI by consolidating on Nx with affected-only scoping, sharding the PR pipeline, migrating npm to bun, and surfacing bundle size per PR. Cut PR build time by ~45% and mainline by ~33%, roughly halving what the team waits on for every change.</w:t>
       </w:r>
     </w:p>
     <w:p>

--- a/static/resume.docx
+++ b/static/resume.docx
@@ -15,7 +15,7 @@
         <w:pStyle w:val="Contact"/>
       </w:pPr>
       <w:r>
-        <w:t xml:space="preserve">Software Engineer  |  NSW, Australia  |  +61 433 697 883  |  crisryantan@gmail.com  |  crisryantan.com</w:t>
+        <w:t xml:space="preserve">Software Engineer  |  NSW, Australia  |  +61 433 697 883 (AU)  |  +1 201 978 7227 (US)  |  crisryantan@gmail.com  |  crisryantan.com</w:t>
       </w:r>
     </w:p>
     <w:p>

--- a/static/resume.docx
+++ b/static/resume.docx
@@ -131,7 +131,7 @@
         </w:numPr>
       </w:pPr>
       <w:r>
-        <w:t xml:space="preserve">Rebuilt the on-call surface ahead of new engineers joining the rotation: replaced a stale 9-code runbook with one covering the ~150 error codes the SDK actually emits, added back-tested per-code monitors, and caught a silently soft-failing Terraform step that had left 35 merged monitor changes undeployed.</w:t>
+        <w:t xml:space="preserve">Rebuilt the on-call surface ahead of new engineers joining the rotation: replaced a stale 9-code runbook with one covering the ~150 error codes the SDK actually emits, and added back-tested per-code monitors.</w:t>
       </w:r>
     </w:p>
     <w:p>

--- a/static/resume.docx
+++ b/static/resume.docx
@@ -83,19 +83,19 @@
         </w:numPr>
       </w:pPr>
       <w:r>
-        <w:t xml:space="preserve">Built the contract-testing (Pact) program from a single-repo experiment into cross-platform infrastructure covering all three SDK consumers (web, iOS, Android), the transactions provider, and the server-to-server surface.</w:t>
-      </w:r>
-    </w:p>
-    <w:p>
-      <w:pPr>
-        <w:pStyle w:val="Body"/>
-        <w:numPr>
-          <w:ilvl w:val="0"/>
-          <w:numId w:val="1"/>
-        </w:numPr>
-      </w:pPr>
-      <w:r>
         <w:t xml:space="preserve">Moved the web SDK’s offer-selection path onto the platform’s new backend architecture, ramping partner by partner behind routing controls with parity checks and per-partner monitoring at each step, so any revenue impact stayed visible and reversible.</w:t>
+      </w:r>
+    </w:p>
+    <w:p>
+      <w:pPr>
+        <w:pStyle w:val="Body"/>
+        <w:numPr>
+          <w:ilvl w:val="0"/>
+          <w:numId w:val="1"/>
+        </w:numPr>
+      </w:pPr>
+      <w:r>
+        <w:t xml:space="preserve">Introduced contract testing (Pact) to de-risk that migration, growing it from a single-repo experiment into shared infrastructure across all three SDK consumers (web, iOS, Android), the transactions provider, and the server-to-server surface, so client and server drift surfaces at review time rather than after release.</w:t>
       </w:r>
     </w:p>
     <w:p>

--- a/static/resume.docx
+++ b/static/resume.docx
@@ -71,7 +71,19 @@
         <w:pStyle w:val="Meta"/>
       </w:pPr>
       <w:r>
-        <w:t xml:space="preserve">Sydney, Australia  |  Feb 2026 - Present</w:t>
+        <w:t xml:space="preserve">New York, USA  |  Feb 2026 - Present</w:t>
+      </w:r>
+    </w:p>
+    <w:p>
+      <w:pPr>
+        <w:pStyle w:val="Body"/>
+        <w:numPr>
+          <w:ilvl w:val="0"/>
+          <w:numId w:val="1"/>
+        </w:numPr>
+      </w:pPr>
+      <w:r>
+        <w:t xml:space="preserve">Cut SDK time to interactive by 11% at p50 and 12% at p95. Modelled at a 0.3-1.9% revenue lift depending on percentile.</w:t>
       </w:r>
     </w:p>
     <w:p>
@@ -119,19 +131,7 @@
         </w:numPr>
       </w:pPr>
       <w:r>
-        <w:t xml:space="preserve">Cut SDK time to interactive by 11% at p50 and 12% at p95 through code-splitting, an explicit browser-support floor that let legacy polyfills go, and phasing bootstrap into critical and deferred work. Modelled at a 0.3-1.9% revenue lift depending on percentile.</w:t>
-      </w:r>
-    </w:p>
-    <w:p>
-      <w:pPr>
-        <w:pStyle w:val="Body"/>
-        <w:numPr>
-          <w:ilvl w:val="0"/>
-          <w:numId w:val="1"/>
-        </w:numPr>
-      </w:pPr>
-      <w:r>
-        <w:t xml:space="preserve">Rebuilt the on-call surface ahead of new engineers joining the rotation: replaced a stale 9-code runbook with one covering the ~150 error codes the SDK actually emits, and added back-tested per-code monitors.</w:t>
+        <w:t xml:space="preserve">Rebuilt the on-call surface ahead of new engineers joining the rotation. Introduced a diagnose-alerts skill to help engineers diagnose SDK issues.</w:t>
       </w:r>
     </w:p>
     <w:p>

--- a/static/resume.docx
+++ b/static/resume.docx
@@ -307,6 +307,18 @@
         </w:numPr>
       </w:pPr>
       <w:r>
+        <w:t xml:space="preserve">Built and maintained client-side UI components displayed as offers to customers using React, TypeScript, Redux, and RxJS.</w:t>
+      </w:r>
+    </w:p>
+    <w:p>
+      <w:pPr>
+        <w:pStyle w:val="Body"/>
+        <w:numPr>
+          <w:ilvl w:val="0"/>
+          <w:numId w:val="1"/>
+        </w:numPr>
+      </w:pPr>
+      <w:r>
         <w:t xml:space="preserve">Adoption at scale: the SDK is deployed across top-tier companies including Ticketmaster, Best Buy, Domino’s, and AMC Theatres, powering customer engagement across millions of users.</w:t>
       </w:r>
     </w:p>
@@ -320,6 +332,18 @@
       </w:pPr>
       <w:r>
         <w:t xml:space="preserve">High-volume transactions: designed and developed an SDK handling over a million transactions daily, generating almost $2 million in daily revenue.</w:t>
+      </w:r>
+    </w:p>
+    <w:p>
+      <w:pPr>
+        <w:pStyle w:val="Body"/>
+        <w:numPr>
+          <w:ilvl w:val="0"/>
+          <w:numId w:val="1"/>
+        </w:numPr>
+      </w:pPr>
+      <w:r>
+        <w:t xml:space="preserve">Established and enforced coding standards and best practices, and maintained app deployments through CI/CD pipelines.</w:t>
       </w:r>
     </w:p>
     <w:p>
